--- a/데이터베이스/DB_Day2_관계모델_키_정리본.docx
+++ b/데이터베이스/DB_Day2_관계모델_키_정리본.docx
@@ -2035,330 +2035,6 @@
         </w:tc>
       </w:tr>
     </w:tbl>
-    <w:p>
-      <w:r>
-        <w:br w:type="page"/>
-      </w:r>
-    </w:p>
-    <w:p>
-      <w:pPr>
-        <w:pStyle w:val="Heading1"/>
-      </w:pPr>
-      <w:r>
-        <w:t xml:space="preserve">확인 퀴즈</w:t>
-      </w:r>
-    </w:p>
-    <w:p>
-      <w:pPr>
-        <w:spacing w:after="120" w:line="276"/>
-      </w:pPr>
-      <w:r>
-        <w:t xml:space="preserve">총 6문항. 풀어본 뒤 다음 페이지 정답으로 채점하세요.</w:t>
-      </w:r>
-    </w:p>
-    <w:p>
-      <w:pPr>
-        <w:pStyle w:val="ListParagraph"/>
-        <w:numPr>
-          <w:ilvl w:val="0"/>
-          <w:numId w:val="4"/>
-        </w:numPr>
-        <w:spacing w:after="80" w:line="264"/>
-      </w:pPr>
-      <w:r>
-        <w:t xml:space="preserve">스키마와 인스턴스의 차이는? 각각 파일시스템 용어로는?</w:t>
-      </w:r>
-    </w:p>
-    <w:p>
-      <w:pPr>
-        <w:pStyle w:val="ListParagraph"/>
-        <w:numPr>
-          <w:ilvl w:val="0"/>
-          <w:numId w:val="4"/>
-        </w:numPr>
-        <w:spacing w:after="80" w:line="264"/>
-      </w:pPr>
-      <w:r>
-        <w:t xml:space="preserve">차수(Degree)와 카디널리티(Cardinality)는 각각 무엇의 개수인가?</w:t>
-      </w:r>
-    </w:p>
-    <w:p>
-      <w:pPr>
-        <w:pStyle w:val="ListParagraph"/>
-        <w:numPr>
-          <w:ilvl w:val="0"/>
-          <w:numId w:val="4"/>
-        </w:numPr>
-        <w:spacing w:after="80" w:line="264"/>
-      </w:pPr>
-      <w:r>
-        <w:t xml:space="preserve">릴레이션의 특징 중 '속성은 단일 값'과 '중복 튜플 불가'를 설명하라.</w:t>
-      </w:r>
-    </w:p>
-    <w:p>
-      <w:pPr>
-        <w:pStyle w:val="ListParagraph"/>
-        <w:numPr>
-          <w:ilvl w:val="0"/>
-          <w:numId w:val="4"/>
-        </w:numPr>
-        <w:spacing w:after="80" w:line="264"/>
-      </w:pPr>
-      <w:r>
-        <w:t xml:space="preserve">슈퍼키·후보키·기본키·대체키의 관계를 설명하라.</w:t>
-      </w:r>
-    </w:p>
-    <w:p>
-      <w:pPr>
-        <w:pStyle w:val="ListParagraph"/>
-        <w:numPr>
-          <w:ilvl w:val="0"/>
-          <w:numId w:val="4"/>
-        </w:numPr>
-        <w:spacing w:after="80" w:line="264"/>
-      </w:pPr>
-      <w:r>
-        <w:t xml:space="preserve">기본키가 NULL을 가질 수 없는 것은 어떤 무결성 제약조건인가?</w:t>
-      </w:r>
-    </w:p>
-    <w:p>
-      <w:pPr>
-        <w:pStyle w:val="ListParagraph"/>
-        <w:numPr>
-          <w:ilvl w:val="0"/>
-          <w:numId w:val="4"/>
-        </w:numPr>
-        <w:spacing w:after="80" w:line="264"/>
-      </w:pPr>
-      <w:r>
-        <w:t xml:space="preserve">외래키의 특징 3가지(도메인·NULL·중복)를 설명하라.</w:t>
-      </w:r>
-    </w:p>
-    <w:p>
-      <w:r>
-        <w:br w:type="page"/>
-      </w:r>
-    </w:p>
-    <w:p>
-      <w:pPr>
-        <w:pStyle w:val="Heading1"/>
-      </w:pPr>
-      <w:r>
-        <w:t xml:space="preserve">정답 및 해설</w:t>
-      </w:r>
-    </w:p>
-    <w:p>
-      <w:pPr>
-        <w:shd w:fill="E2EFDA" w:val="clear"/>
-        <w:spacing w:after="100" w:line="264"/>
-      </w:pPr>
-      <w:r>
-        <w:rPr>
-          <w:b/>
-          <w:bCs/>
-          <w:color w:val="375623"/>
-        </w:rPr>
-        <w:t xml:space="preserve">1. </w:t>
-      </w:r>
-      <w:r>
-        <w:rPr>
-          <w:b/>
-          <w:bCs/>
-        </w:rPr>
-        <w:t xml:space="preserve">스키마=구조 정의(고정)</w:t>
-      </w:r>
-      <w:r>
-        <w:t xml:space="preserve">, </w:t>
-      </w:r>
-      <w:r>
-        <w:rPr>
-          <w:b/>
-          <w:bCs/>
-        </w:rPr>
-        <w:t xml:space="preserve">인스턴스=실제 저장된 데이터(수시 변동)</w:t>
-      </w:r>
-      <w:r>
-        <w:t xml:space="preserve">. 파일시스템으로는 스키마=헤더, 인스턴스=데이터.</w:t>
-      </w:r>
-    </w:p>
-    <w:p>
-      <w:pPr>
-        <w:shd w:fill="E2EFDA" w:val="clear"/>
-        <w:spacing w:after="100" w:line="264"/>
-      </w:pPr>
-      <w:r>
-        <w:rPr>
-          <w:b/>
-          <w:bCs/>
-          <w:color w:val="375623"/>
-        </w:rPr>
-        <w:t xml:space="preserve">2. </w:t>
-      </w:r>
-      <w:r>
-        <w:rPr>
-          <w:b/>
-          <w:bCs/>
-        </w:rPr>
-        <w:t xml:space="preserve">차수=속성(열)의 개수(고정)</w:t>
-      </w:r>
-      <w:r>
-        <w:t xml:space="preserve">, </w:t>
-      </w:r>
-      <w:r>
-        <w:rPr>
-          <w:b/>
-          <w:bCs/>
-        </w:rPr>
-        <w:t xml:space="preserve">카디널리티=튜플(행)의 개수(수시 변동)</w:t>
-      </w:r>
-      <w:r>
-        <w:t xml:space="preserve">.</w:t>
-      </w:r>
-    </w:p>
-    <w:p>
-      <w:pPr>
-        <w:shd w:fill="E2EFDA" w:val="clear"/>
-        <w:spacing w:after="100" w:line="264"/>
-      </w:pPr>
-      <w:r>
-        <w:rPr>
-          <w:b/>
-          <w:bCs/>
-          <w:color w:val="375623"/>
-        </w:rPr>
-        <w:t xml:space="preserve">3. </w:t>
-      </w:r>
-      <w:r>
-        <w:rPr>
-          <w:b/>
-          <w:bCs/>
-        </w:rPr>
-        <w:t xml:space="preserve">단일 값</w:t>
-      </w:r>
-      <w:r>
-        <w:t xml:space="preserve">: 한 속성은 값 하나만(여러 값이면 튜플을 나눔). </w:t>
-      </w:r>
-      <w:r>
-        <w:rPr>
-          <w:b/>
-          <w:bCs/>
-        </w:rPr>
-        <w:t xml:space="preserve">중복 튜플 불가</w:t>
-      </w:r>
-      <w:r>
-        <w:t xml:space="preserve">: 완전히 같은 행은 못 두되, 속성 값이 하나라도 다르면 중복 아님.</w:t>
-      </w:r>
-    </w:p>
-    <w:p>
-      <w:pPr>
-        <w:shd w:fill="E2EFDA" w:val="clear"/>
-        <w:spacing w:after="100" w:line="264"/>
-      </w:pPr>
-      <w:r>
-        <w:rPr>
-          <w:b/>
-          <w:bCs/>
-          <w:color w:val="375623"/>
-        </w:rPr>
-        <w:t xml:space="preserve">4. </w:t>
-      </w:r>
-      <w:r>
-        <w:rPr>
-          <w:b/>
-          <w:bCs/>
-        </w:rPr>
-        <w:t xml:space="preserve">슈퍼키(식별 가능한 모든 집합) ⊃ 후보키(최소 집합) ⊃ 기본키(대표 1개)</w:t>
-      </w:r>
-      <w:r>
-        <w:t xml:space="preserve">. 기본키로 안 뽑힌 후보키가 </w:t>
-      </w:r>
-      <w:r>
-        <w:rPr>
-          <w:b/>
-          <w:bCs/>
-        </w:rPr>
-        <w:t xml:space="preserve">대체키</w:t>
-      </w:r>
-      <w:r>
-        <w:t xml:space="preserve">.</w:t>
-      </w:r>
-    </w:p>
-    <w:p>
-      <w:pPr>
-        <w:shd w:fill="E2EFDA" w:val="clear"/>
-        <w:spacing w:after="100" w:line="264"/>
-      </w:pPr>
-      <w:r>
-        <w:rPr>
-          <w:b/>
-          <w:bCs/>
-          <w:color w:val="375623"/>
-        </w:rPr>
-        <w:t xml:space="preserve">5. </w:t>
-      </w:r>
-      <w:r>
-        <w:rPr>
-          <w:b/>
-          <w:bCs/>
-        </w:rPr>
-        <w:t xml:space="preserve">개체 무결성 제약조건</w:t>
-      </w:r>
-      <w:r>
-        <w:t xml:space="preserve">(=기본키 제약). 기본키는 NULL 불가이며 릴레이션 내에 유일해야 한다.</w:t>
-      </w:r>
-    </w:p>
-    <w:p>
-      <w:pPr>
-        <w:shd w:fill="E2EFDA" w:val="clear"/>
-        <w:spacing w:after="100" w:line="264"/>
-      </w:pPr>
-      <w:r>
-        <w:rPr>
-          <w:b/>
-          <w:bCs/>
-          <w:color w:val="375623"/>
-        </w:rPr>
-        <w:t xml:space="preserve">6. </w:t>
-      </w:r>
-      <w:r>
-        <w:rPr>
-          <w:b/>
-          <w:bCs/>
-        </w:rPr>
-        <w:t xml:space="preserve">① 참조되는 기본키와 도메인이 같아야</w:t>
-      </w:r>
-      <w:r>
-        <w:t xml:space="preserve"> 하고, </w:t>
-      </w:r>
-      <w:r>
-        <w:rPr>
-          <w:b/>
-          <w:bCs/>
-        </w:rPr>
-        <w:t xml:space="preserve">② NULL 허용</w:t>
-      </w:r>
-      <w:r>
-        <w:t xml:space="preserve">, </w:t>
-      </w:r>
-      <w:r>
-        <w:rPr>
-          <w:b/>
-          <w:bCs/>
-        </w:rPr>
-        <w:t xml:space="preserve">③ 중복 허용</w:t>
-      </w:r>
-      <w:r>
-        <w:t xml:space="preserve">. (기본키는 NULL·중복 불가와 대조)</w:t>
-      </w:r>
-    </w:p>
-    <w:p>
-      <w:pPr>
-        <w:spacing w:after="60"/>
-      </w:pPr>
-      <w:r>
-        <w:t xml:space="preserve"/>
-      </w:r>
-    </w:p>
     <w:tbl>
       <w:tblPr>
         <w:tblW w:type="dxa" w:w="9360"/>
